--- a/02_Word規程ドラフト/システム管理規程_ドラフト.docx
+++ b/02_Word規程ドラフト/システム管理規程_ドラフト.docx
@@ -175,6 +175,21 @@
     </w:p>
     <w:p>
       <w:pPr>
+        <w:pStyle w:val="ListNumber"/>
+        <w:spacing w:before="0" w:after="160" w:line="280" w:lineRule="auto"/>
+        <w:ind w:left="720" w:hanging="360"/>
+      </w:pPr>
+      <w:r>
+        <w:rPr>
+          <w:rFonts w:ascii="Arial Unicode MS" w:hAnsi="Arial Unicode MS" w:eastAsia="Arial Unicode MS" w:cs="Arial Unicode MS"/>
+          <w:b w:val="0"/>
+          <w:i w:val="0"/>
+        </w:rPr>
+        <w:t>マネーフォワードの利用範囲には、見積、請求、経費精算、会計及び給与計算を含む。</w:t>
+      </w:r>
+    </w:p>
+    <w:p>
+      <w:pPr>
         <w:pStyle w:val="Heading1"/>
       </w:pPr>
       <w:r>
@@ -251,6 +266,21 @@
           <w:i w:val="0"/>
         </w:rPr>
         <w:t>システム管理責任者は、システムの導入、変更、廃止、アカウント管理、権限管理、障害対応、バックアップ、委託先管理その他システム管理に必要な事項を統括する。</w:t>
+      </w:r>
+    </w:p>
+    <w:p>
+      <w:pPr>
+        <w:pStyle w:val="ListNumber"/>
+        <w:spacing w:before="0" w:after="160" w:line="280" w:lineRule="auto"/>
+        <w:ind w:left="720" w:hanging="360"/>
+      </w:pPr>
+      <w:r>
+        <w:rPr>
+          <w:rFonts w:ascii="Arial Unicode MS" w:hAnsi="Arial Unicode MS" w:eastAsia="Arial Unicode MS" w:cs="Arial Unicode MS"/>
+          <w:b w:val="0"/>
+          <w:i w:val="0"/>
+        </w:rPr>
+        <w:t>Google Workspace、Notion、マネーフォワード、GitHub等の主要システム管理者一覧は、N-1期中に管理部が作成し、以後必要に応じて更新する。</w:t>
       </w:r>
     </w:p>
     <w:p>
@@ -474,6 +504,21 @@
           <w:i w:val="0"/>
         </w:rPr>
         <w:t>退職、契約終了、担当終了その他利用不要となった場合、管理部又はシステム管理担当者は、速やかにアカウントを停止又は削除する。</w:t>
+      </w:r>
+    </w:p>
+    <w:p>
+      <w:pPr>
+        <w:pStyle w:val="ListNumber"/>
+        <w:spacing w:before="0" w:after="160" w:line="280" w:lineRule="auto"/>
+        <w:ind w:left="720" w:hanging="360"/>
+      </w:pPr>
+      <w:r>
+        <w:rPr>
+          <w:rFonts w:ascii="Arial Unicode MS" w:hAnsi="Arial Unicode MS" w:eastAsia="Arial Unicode MS" w:cs="Arial Unicode MS"/>
+          <w:b w:val="0"/>
+          <w:i w:val="0"/>
+        </w:rPr>
+        <w:t>退職又は契約終了時のアカウント削除は、管理部がチェックリストにより確認する。</w:t>
       </w:r>
     </w:p>
     <w:p>
@@ -994,81 +1039,6 @@
           <w:b w:val="0"/>
           <w:i w:val="0"/>
         </w:rPr>
-        <w:t>Google Workspace管理者</w:t>
-      </w:r>
-    </w:p>
-    <w:p>
-      <w:pPr>
-        <w:pStyle w:val="ListBullet"/>
-        <w:spacing w:before="0" w:after="160" w:line="280" w:lineRule="auto"/>
-        <w:ind w:left="720" w:hanging="360"/>
-      </w:pPr>
-      <w:r>
-        <w:rPr>
-          <w:rFonts w:ascii="Arial Unicode MS" w:hAnsi="Arial Unicode MS" w:eastAsia="Arial Unicode MS" w:cs="Arial Unicode MS"/>
-          <w:b w:val="0"/>
-          <w:i w:val="0"/>
-        </w:rPr>
-        <w:t>Notion管理者</w:t>
-      </w:r>
-    </w:p>
-    <w:p>
-      <w:pPr>
-        <w:pStyle w:val="ListBullet"/>
-        <w:spacing w:before="0" w:after="160" w:line="280" w:lineRule="auto"/>
-        <w:ind w:left="720" w:hanging="360"/>
-      </w:pPr>
-      <w:r>
-        <w:rPr>
-          <w:rFonts w:ascii="Arial Unicode MS" w:hAnsi="Arial Unicode MS" w:eastAsia="Arial Unicode MS" w:cs="Arial Unicode MS"/>
-          <w:b w:val="0"/>
-          <w:i w:val="0"/>
-        </w:rPr>
-        <w:t>マネーフォワード管理者</w:t>
-      </w:r>
-    </w:p>
-    <w:p>
-      <w:pPr>
-        <w:pStyle w:val="ListBullet"/>
-        <w:spacing w:before="0" w:after="160" w:line="280" w:lineRule="auto"/>
-        <w:ind w:left="720" w:hanging="360"/>
-      </w:pPr>
-      <w:r>
-        <w:rPr>
-          <w:rFonts w:ascii="Arial Unicode MS" w:hAnsi="Arial Unicode MS" w:eastAsia="Arial Unicode MS" w:cs="Arial Unicode MS"/>
-          <w:b w:val="0"/>
-          <w:i w:val="0"/>
-        </w:rPr>
-        <w:t>開発環境及びリポジトリ管理者</w:t>
-      </w:r>
-    </w:p>
-    <w:p>
-      <w:pPr>
-        <w:pStyle w:val="ListBullet"/>
-        <w:spacing w:before="0" w:after="160" w:line="280" w:lineRule="auto"/>
-        <w:ind w:left="720" w:hanging="360"/>
-      </w:pPr>
-      <w:r>
-        <w:rPr>
-          <w:rFonts w:ascii="Arial Unicode MS" w:hAnsi="Arial Unicode MS" w:eastAsia="Arial Unicode MS" w:cs="Arial Unicode MS"/>
-          <w:b w:val="0"/>
-          <w:i w:val="0"/>
-        </w:rPr>
-        <w:t>SaaS管理画面の管理者</w:t>
-      </w:r>
-    </w:p>
-    <w:p>
-      <w:pPr>
-        <w:pStyle w:val="ListBullet"/>
-        <w:spacing w:before="0" w:after="160" w:line="280" w:lineRule="auto"/>
-        <w:ind w:left="720" w:hanging="360"/>
-      </w:pPr>
-      <w:r>
-        <w:rPr>
-          <w:rFonts w:ascii="Arial Unicode MS" w:hAnsi="Arial Unicode MS" w:eastAsia="Arial Unicode MS" w:cs="Arial Unicode MS"/>
-          <w:b w:val="0"/>
-          <w:i w:val="0"/>
-        </w:rPr>
         <w:t>バックアップ対象と頻度</w:t>
       </w:r>
     </w:p>
@@ -1085,21 +1055,6 @@
           <w:i w:val="0"/>
         </w:rPr>
         <w:t>アカウント棚卸の実施時期</w:t>
-      </w:r>
-    </w:p>
-    <w:p>
-      <w:pPr>
-        <w:pStyle w:val="ListBullet"/>
-        <w:spacing w:before="0" w:after="160" w:line="280" w:lineRule="auto"/>
-        <w:ind w:left="720" w:hanging="360"/>
-      </w:pPr>
-      <w:r>
-        <w:rPr>
-          <w:rFonts w:ascii="Arial Unicode MS" w:hAnsi="Arial Unicode MS" w:eastAsia="Arial Unicode MS" w:cs="Arial Unicode MS"/>
-          <w:b w:val="0"/>
-          <w:i w:val="0"/>
-        </w:rPr>
-        <w:t>退職時アカウント削除フロー</w:t>
       </w:r>
     </w:p>
     <w:p>
@@ -1142,6 +1097,21 @@
           <w:b w:val="0"/>
           <w:i w:val="0"/>
         </w:rPr>
+        <w:t>マネーフォワードは、見積、請求、経費精算、会計及び給与計算で利用する。</w:t>
+      </w:r>
+    </w:p>
+    <w:p>
+      <w:pPr>
+        <w:pStyle w:val="ListBullet"/>
+        <w:spacing w:before="0" w:after="160" w:line="280" w:lineRule="auto"/>
+        <w:ind w:left="720" w:hanging="360"/>
+      </w:pPr>
+      <w:r>
+        <w:rPr>
+          <w:rFonts w:ascii="Arial Unicode MS" w:hAnsi="Arial Unicode MS" w:eastAsia="Arial Unicode MS" w:cs="Arial Unicode MS"/>
+          <w:b w:val="0"/>
+          <w:i w:val="0"/>
+        </w:rPr>
         <w:t>AI受託開発、SaaS、ローカルLLM等の開発・運用がある。</w:t>
       </w:r>
     </w:p>
@@ -1157,7 +1127,37 @@
           <w:b w:val="0"/>
           <w:i w:val="0"/>
         </w:rPr>
-        <w:t>システム管理責任者は未確認。</w:t>
+        <w:t>システム管理責任者及び主要システム管理者は未定のため、N-1期中に管理部が管理者一覧を作成する。</w:t>
+      </w:r>
+    </w:p>
+    <w:p>
+      <w:pPr>
+        <w:pStyle w:val="ListBullet"/>
+        <w:spacing w:before="0" w:after="160" w:line="280" w:lineRule="auto"/>
+        <w:ind w:left="720" w:hanging="360"/>
+      </w:pPr>
+      <w:r>
+        <w:rPr>
+          <w:rFonts w:ascii="Arial Unicode MS" w:hAnsi="Arial Unicode MS" w:eastAsia="Arial Unicode MS" w:cs="Arial Unicode MS"/>
+          <w:b w:val="0"/>
+          <w:i w:val="0"/>
+        </w:rPr>
+        <w:t>主要サービスでは多要素認証を必須化する。</w:t>
+      </w:r>
+    </w:p>
+    <w:p>
+      <w:pPr>
+        <w:pStyle w:val="ListBullet"/>
+        <w:spacing w:before="0" w:after="160" w:line="280" w:lineRule="auto"/>
+        <w:ind w:left="720" w:hanging="360"/>
+      </w:pPr>
+      <w:r>
+        <w:rPr>
+          <w:rFonts w:ascii="Arial Unicode MS" w:hAnsi="Arial Unicode MS" w:eastAsia="Arial Unicode MS" w:cs="Arial Unicode MS"/>
+          <w:b w:val="0"/>
+          <w:i w:val="0"/>
+        </w:rPr>
+        <w:t>退職又は契約終了時のアカウント削除は、管理部がチェックリストで確認する。</w:t>
       </w:r>
     </w:p>
     <w:sectPr>

--- a/02_Word規程ドラフト/システム管理規程_ドラフト.docx
+++ b/02_Word規程ドラフト/システム管理規程_ドラフト.docx
@@ -1112,7 +1112,7 @@
           <w:b w:val="0"/>
           <w:i w:val="0"/>
         </w:rPr>
-        <w:t>AI受託開発、SaaS、ローカルLLM等の開発・運用がある。</w:t>
+        <w:t>AI受託開発、SaaSその他顧客向けシステムの開発・運用がある。</w:t>
       </w:r>
     </w:p>
     <w:p>
